--- a/4_parciales/2_parcial/parcial_2_1.docx
+++ b/4_parciales/2_parcial/parcial_2_1.docx
@@ -70,6 +70,7 @@
       </w:pPr>
       <w:r>
         <w:rPr>
+          <w:noProof/>
           <w:lang w:val="es-ES"/>
         </w:rPr>
         <w:drawing>
@@ -120,6 +121,238 @@
     <w:p>
       <w:pPr>
         <w:pStyle w:val="Prrafodelista"/>
+        <w:rPr>
+          <w:lang w:val="es-ES"/>
+        </w:rPr>
+      </w:pPr>
+    </w:p>
+    <w:p>
+      <w:pPr>
+        <w:pStyle w:val="Prrafodelista"/>
+        <w:rPr>
+          <w:lang w:val="es-ES"/>
+        </w:rPr>
+      </w:pPr>
+    </w:p>
+    <w:p>
+      <w:pPr>
+        <w:pStyle w:val="Prrafodelista"/>
+        <w:rPr>
+          <w:lang w:val="es-ES"/>
+        </w:rPr>
+      </w:pPr>
+    </w:p>
+    <w:p>
+      <w:pPr>
+        <w:pStyle w:val="Prrafodelista"/>
+        <w:rPr>
+          <w:lang w:val="es-ES"/>
+        </w:rPr>
+      </w:pPr>
+    </w:p>
+    <w:p>
+      <w:pPr>
+        <w:pStyle w:val="Prrafodelista"/>
+        <w:rPr>
+          <w:lang w:val="es-ES"/>
+        </w:rPr>
+      </w:pPr>
+    </w:p>
+    <w:p>
+      <w:pPr>
+        <w:pStyle w:val="Prrafodelista"/>
+        <w:rPr>
+          <w:lang w:val="es-ES"/>
+        </w:rPr>
+      </w:pPr>
+    </w:p>
+    <w:p>
+      <w:pPr>
+        <w:pStyle w:val="Prrafodelista"/>
+        <w:rPr>
+          <w:lang w:val="es-ES"/>
+        </w:rPr>
+      </w:pPr>
+    </w:p>
+    <w:p>
+      <w:pPr>
+        <w:pStyle w:val="Prrafodelista"/>
+        <w:rPr>
+          <w:lang w:val="es-ES"/>
+        </w:rPr>
+      </w:pPr>
+    </w:p>
+    <w:p>
+      <w:pPr>
+        <w:pStyle w:val="Prrafodelista"/>
+        <w:rPr>
+          <w:lang w:val="es-ES"/>
+        </w:rPr>
+      </w:pPr>
+    </w:p>
+    <w:p>
+      <w:pPr>
+        <w:pStyle w:val="Prrafodelista"/>
+        <w:rPr>
+          <w:lang w:val="es-ES"/>
+        </w:rPr>
+      </w:pPr>
+    </w:p>
+    <w:p>
+      <w:pPr>
+        <w:pStyle w:val="Prrafodelista"/>
+        <w:rPr>
+          <w:lang w:val="es-ES"/>
+        </w:rPr>
+      </w:pPr>
+    </w:p>
+    <w:p>
+      <w:pPr>
+        <w:pStyle w:val="Prrafodelista"/>
+        <w:rPr>
+          <w:lang w:val="es-ES"/>
+        </w:rPr>
+      </w:pPr>
+    </w:p>
+    <w:p>
+      <w:pPr>
+        <w:pStyle w:val="Prrafodelista"/>
+        <w:rPr>
+          <w:lang w:val="es-ES"/>
+        </w:rPr>
+      </w:pPr>
+    </w:p>
+    <w:p>
+      <w:pPr>
+        <w:pStyle w:val="Prrafodelista"/>
+        <w:rPr>
+          <w:lang w:val="es-ES"/>
+        </w:rPr>
+      </w:pPr>
+    </w:p>
+    <w:p>
+      <w:pPr>
+        <w:pStyle w:val="Prrafodelista"/>
+        <w:rPr>
+          <w:lang w:val="es-ES"/>
+        </w:rPr>
+      </w:pPr>
+    </w:p>
+    <w:p>
+      <w:pPr>
+        <w:pStyle w:val="Prrafodelista"/>
+        <w:rPr>
+          <w:lang w:val="es-ES"/>
+        </w:rPr>
+      </w:pPr>
+    </w:p>
+    <w:p>
+      <w:pPr>
+        <w:pStyle w:val="Prrafodelista"/>
+        <w:rPr>
+          <w:lang w:val="es-ES"/>
+        </w:rPr>
+      </w:pPr>
+    </w:p>
+    <w:p>
+      <w:pPr>
+        <w:pStyle w:val="Prrafodelista"/>
+        <w:rPr>
+          <w:lang w:val="es-ES"/>
+        </w:rPr>
+      </w:pPr>
+    </w:p>
+    <w:p>
+      <w:pPr>
+        <w:pStyle w:val="Prrafodelista"/>
+        <w:rPr>
+          <w:lang w:val="es-ES"/>
+        </w:rPr>
+      </w:pPr>
+    </w:p>
+    <w:p>
+      <w:pPr>
+        <w:pStyle w:val="Prrafodelista"/>
+        <w:rPr>
+          <w:lang w:val="es-ES"/>
+        </w:rPr>
+      </w:pPr>
+    </w:p>
+    <w:p>
+      <w:pPr>
+        <w:pStyle w:val="Prrafodelista"/>
+        <w:rPr>
+          <w:lang w:val="es-ES"/>
+        </w:rPr>
+      </w:pPr>
+    </w:p>
+    <w:p>
+      <w:pPr>
+        <w:pStyle w:val="Prrafodelista"/>
+        <w:rPr>
+          <w:lang w:val="es-ES"/>
+        </w:rPr>
+      </w:pPr>
+    </w:p>
+    <w:p>
+      <w:pPr>
+        <w:pStyle w:val="Prrafodelista"/>
+        <w:rPr>
+          <w:lang w:val="es-ES"/>
+        </w:rPr>
+      </w:pPr>
+    </w:p>
+    <w:p>
+      <w:pPr>
+        <w:pStyle w:val="Prrafodelista"/>
+        <w:rPr>
+          <w:lang w:val="es-ES"/>
+        </w:rPr>
+      </w:pPr>
+    </w:p>
+    <w:p>
+      <w:pPr>
+        <w:pStyle w:val="Prrafodelista"/>
+        <w:rPr>
+          <w:lang w:val="es-ES"/>
+        </w:rPr>
+      </w:pPr>
+    </w:p>
+    <w:p>
+      <w:pPr>
+        <w:pStyle w:val="Prrafodelista"/>
+        <w:rPr>
+          <w:lang w:val="es-ES"/>
+        </w:rPr>
+      </w:pPr>
+    </w:p>
+    <w:p>
+      <w:pPr>
+        <w:pStyle w:val="Prrafodelista"/>
+        <w:rPr>
+          <w:lang w:val="es-ES"/>
+        </w:rPr>
+      </w:pPr>
+    </w:p>
+    <w:p>
+      <w:pPr>
+        <w:pStyle w:val="Prrafodelista"/>
+        <w:rPr>
+          <w:lang w:val="es-ES"/>
+        </w:rPr>
+      </w:pPr>
+    </w:p>
+    <w:p>
+      <w:pPr>
+        <w:pStyle w:val="Prrafodelista"/>
+        <w:rPr>
+          <w:lang w:val="es-ES"/>
+        </w:rPr>
+      </w:pPr>
+    </w:p>
+    <w:p>
+      <w:pPr>
+        <w:pStyle w:val="Prrafodelista"/>
         <w:numPr>
           <w:ilvl w:val="0"/>
           <w:numId w:val="1"/>
@@ -132,6 +365,7 @@
         <w:rPr>
           <w:lang w:val="es-ES"/>
         </w:rPr>
+        <w:lastRenderedPageBreak/>
         <w:t xml:space="preserve">Sobre el módulo 5: Base y Dimensión. </w:t>
       </w:r>
     </w:p>
@@ -152,6 +386,7 @@
       </w:pPr>
       <w:r>
         <w:rPr>
+          <w:noProof/>
           <w:lang w:val="es-ES"/>
         </w:rPr>
         <w:drawing>
@@ -200,6 +435,7 @@
       </w:pPr>
       <w:r>
         <w:rPr>
+          <w:noProof/>
           <w:lang w:val="es-ES"/>
         </w:rPr>
         <w:drawing>
@@ -250,6 +486,246 @@
     <w:p>
       <w:pPr>
         <w:pStyle w:val="Prrafodelista"/>
+        <w:rPr>
+          <w:lang w:val="es-ES"/>
+        </w:rPr>
+      </w:pPr>
+    </w:p>
+    <w:p>
+      <w:pPr>
+        <w:pStyle w:val="Prrafodelista"/>
+        <w:rPr>
+          <w:lang w:val="es-ES"/>
+        </w:rPr>
+      </w:pPr>
+    </w:p>
+    <w:p>
+      <w:pPr>
+        <w:pStyle w:val="Prrafodelista"/>
+        <w:rPr>
+          <w:lang w:val="es-ES"/>
+        </w:rPr>
+      </w:pPr>
+    </w:p>
+    <w:p>
+      <w:pPr>
+        <w:pStyle w:val="Prrafodelista"/>
+        <w:rPr>
+          <w:lang w:val="es-ES"/>
+        </w:rPr>
+      </w:pPr>
+    </w:p>
+    <w:p>
+      <w:pPr>
+        <w:pStyle w:val="Prrafodelista"/>
+        <w:rPr>
+          <w:lang w:val="es-ES"/>
+        </w:rPr>
+      </w:pPr>
+    </w:p>
+    <w:p>
+      <w:pPr>
+        <w:pStyle w:val="Prrafodelista"/>
+        <w:rPr>
+          <w:lang w:val="es-ES"/>
+        </w:rPr>
+      </w:pPr>
+    </w:p>
+    <w:p>
+      <w:pPr>
+        <w:pStyle w:val="Prrafodelista"/>
+        <w:rPr>
+          <w:lang w:val="es-ES"/>
+        </w:rPr>
+      </w:pPr>
+    </w:p>
+    <w:p>
+      <w:pPr>
+        <w:pStyle w:val="Prrafodelista"/>
+        <w:rPr>
+          <w:lang w:val="es-ES"/>
+        </w:rPr>
+      </w:pPr>
+    </w:p>
+    <w:p>
+      <w:pPr>
+        <w:pStyle w:val="Prrafodelista"/>
+        <w:rPr>
+          <w:lang w:val="es-ES"/>
+        </w:rPr>
+      </w:pPr>
+    </w:p>
+    <w:p>
+      <w:pPr>
+        <w:pStyle w:val="Prrafodelista"/>
+        <w:rPr>
+          <w:lang w:val="es-ES"/>
+        </w:rPr>
+      </w:pPr>
+    </w:p>
+    <w:p>
+      <w:pPr>
+        <w:pStyle w:val="Prrafodelista"/>
+        <w:rPr>
+          <w:lang w:val="es-ES"/>
+        </w:rPr>
+      </w:pPr>
+    </w:p>
+    <w:p>
+      <w:pPr>
+        <w:pStyle w:val="Prrafodelista"/>
+        <w:rPr>
+          <w:lang w:val="es-ES"/>
+        </w:rPr>
+      </w:pPr>
+    </w:p>
+    <w:p>
+      <w:pPr>
+        <w:pStyle w:val="Prrafodelista"/>
+        <w:rPr>
+          <w:lang w:val="es-ES"/>
+        </w:rPr>
+      </w:pPr>
+    </w:p>
+    <w:p>
+      <w:pPr>
+        <w:pStyle w:val="Prrafodelista"/>
+        <w:rPr>
+          <w:lang w:val="es-ES"/>
+        </w:rPr>
+      </w:pPr>
+    </w:p>
+    <w:p>
+      <w:pPr>
+        <w:pStyle w:val="Prrafodelista"/>
+        <w:rPr>
+          <w:lang w:val="es-ES"/>
+        </w:rPr>
+      </w:pPr>
+    </w:p>
+    <w:p>
+      <w:pPr>
+        <w:pStyle w:val="Prrafodelista"/>
+        <w:rPr>
+          <w:lang w:val="es-ES"/>
+        </w:rPr>
+      </w:pPr>
+    </w:p>
+    <w:p>
+      <w:pPr>
+        <w:pStyle w:val="Prrafodelista"/>
+        <w:rPr>
+          <w:lang w:val="es-ES"/>
+        </w:rPr>
+      </w:pPr>
+    </w:p>
+    <w:p>
+      <w:pPr>
+        <w:pStyle w:val="Prrafodelista"/>
+        <w:rPr>
+          <w:lang w:val="es-ES"/>
+        </w:rPr>
+      </w:pPr>
+    </w:p>
+    <w:p>
+      <w:pPr>
+        <w:pStyle w:val="Prrafodelista"/>
+        <w:rPr>
+          <w:lang w:val="es-ES"/>
+        </w:rPr>
+      </w:pPr>
+    </w:p>
+    <w:p>
+      <w:pPr>
+        <w:pStyle w:val="Prrafodelista"/>
+        <w:rPr>
+          <w:lang w:val="es-ES"/>
+        </w:rPr>
+      </w:pPr>
+    </w:p>
+    <w:p>
+      <w:pPr>
+        <w:pStyle w:val="Prrafodelista"/>
+        <w:rPr>
+          <w:lang w:val="es-ES"/>
+        </w:rPr>
+      </w:pPr>
+    </w:p>
+    <w:p>
+      <w:pPr>
+        <w:pStyle w:val="Prrafodelista"/>
+        <w:rPr>
+          <w:lang w:val="es-ES"/>
+        </w:rPr>
+      </w:pPr>
+    </w:p>
+    <w:p>
+      <w:pPr>
+        <w:pStyle w:val="Prrafodelista"/>
+        <w:rPr>
+          <w:lang w:val="es-ES"/>
+        </w:rPr>
+      </w:pPr>
+    </w:p>
+    <w:p>
+      <w:pPr>
+        <w:pStyle w:val="Prrafodelista"/>
+        <w:rPr>
+          <w:lang w:val="es-ES"/>
+        </w:rPr>
+      </w:pPr>
+    </w:p>
+    <w:p>
+      <w:pPr>
+        <w:pStyle w:val="Prrafodelista"/>
+        <w:rPr>
+          <w:lang w:val="es-ES"/>
+        </w:rPr>
+      </w:pPr>
+    </w:p>
+    <w:p>
+      <w:pPr>
+        <w:pStyle w:val="Prrafodelista"/>
+        <w:rPr>
+          <w:lang w:val="es-ES"/>
+        </w:rPr>
+      </w:pPr>
+    </w:p>
+    <w:p>
+      <w:pPr>
+        <w:pStyle w:val="Prrafodelista"/>
+        <w:rPr>
+          <w:lang w:val="es-ES"/>
+        </w:rPr>
+      </w:pPr>
+    </w:p>
+    <w:p>
+      <w:pPr>
+        <w:pStyle w:val="Prrafodelista"/>
+        <w:rPr>
+          <w:lang w:val="es-ES"/>
+        </w:rPr>
+      </w:pPr>
+    </w:p>
+    <w:p>
+      <w:pPr>
+        <w:pStyle w:val="Prrafodelista"/>
+        <w:rPr>
+          <w:lang w:val="es-ES"/>
+        </w:rPr>
+      </w:pPr>
+    </w:p>
+    <w:p>
+      <w:pPr>
+        <w:pStyle w:val="Prrafodelista"/>
+        <w:rPr>
+          <w:lang w:val="es-ES"/>
+        </w:rPr>
+      </w:pPr>
+    </w:p>
+    <w:p>
+      <w:pPr>
+        <w:pStyle w:val="Prrafodelista"/>
         <w:numPr>
           <w:ilvl w:val="0"/>
           <w:numId w:val="1"/>
@@ -282,6 +758,7 @@
       </w:pPr>
       <w:r>
         <w:rPr>
+          <w:noProof/>
           <w:lang w:val="es-ES"/>
         </w:rPr>
         <w:drawing>
@@ -330,6 +807,7 @@
       </w:pPr>
       <w:r>
         <w:rPr>
+          <w:noProof/>
           <w:lang w:val="es-ES"/>
         </w:rPr>
         <w:drawing>
@@ -376,8 +854,233 @@
           <w:lang w:val="es-ES"/>
         </w:rPr>
       </w:pPr>
+    </w:p>
+    <w:p>
+      <w:pPr>
+        <w:pStyle w:val="Prrafodelista"/>
+        <w:rPr>
+          <w:lang w:val="es-ES"/>
+        </w:rPr>
+      </w:pPr>
+    </w:p>
+    <w:p>
+      <w:pPr>
+        <w:pStyle w:val="Prrafodelista"/>
+        <w:rPr>
+          <w:lang w:val="es-ES"/>
+        </w:rPr>
+      </w:pPr>
+    </w:p>
+    <w:p>
+      <w:pPr>
+        <w:pStyle w:val="Prrafodelista"/>
+        <w:rPr>
+          <w:lang w:val="es-ES"/>
+        </w:rPr>
+      </w:pPr>
+    </w:p>
+    <w:p>
+      <w:pPr>
+        <w:pStyle w:val="Prrafodelista"/>
+        <w:rPr>
+          <w:lang w:val="es-ES"/>
+        </w:rPr>
+      </w:pPr>
+    </w:p>
+    <w:p>
+      <w:pPr>
+        <w:pStyle w:val="Prrafodelista"/>
+        <w:rPr>
+          <w:lang w:val="es-ES"/>
+        </w:rPr>
+      </w:pPr>
+    </w:p>
+    <w:p>
+      <w:pPr>
+        <w:pStyle w:val="Prrafodelista"/>
+        <w:rPr>
+          <w:lang w:val="es-ES"/>
+        </w:rPr>
+      </w:pPr>
+    </w:p>
+    <w:p>
+      <w:pPr>
+        <w:pStyle w:val="Prrafodelista"/>
+        <w:rPr>
+          <w:lang w:val="es-ES"/>
+        </w:rPr>
+      </w:pPr>
+    </w:p>
+    <w:p>
+      <w:pPr>
+        <w:pStyle w:val="Prrafodelista"/>
+        <w:rPr>
+          <w:lang w:val="es-ES"/>
+        </w:rPr>
+      </w:pPr>
+    </w:p>
+    <w:p>
+      <w:pPr>
+        <w:pStyle w:val="Prrafodelista"/>
+        <w:rPr>
+          <w:lang w:val="es-ES"/>
+        </w:rPr>
+      </w:pPr>
+    </w:p>
+    <w:p>
+      <w:pPr>
+        <w:pStyle w:val="Prrafodelista"/>
+        <w:rPr>
+          <w:lang w:val="es-ES"/>
+        </w:rPr>
+      </w:pPr>
+    </w:p>
+    <w:p>
+      <w:pPr>
+        <w:pStyle w:val="Prrafodelista"/>
+        <w:rPr>
+          <w:lang w:val="es-ES"/>
+        </w:rPr>
+      </w:pPr>
+    </w:p>
+    <w:p>
+      <w:pPr>
+        <w:pStyle w:val="Prrafodelista"/>
+        <w:rPr>
+          <w:lang w:val="es-ES"/>
+        </w:rPr>
+      </w:pPr>
+    </w:p>
+    <w:p>
+      <w:pPr>
+        <w:pStyle w:val="Prrafodelista"/>
+        <w:rPr>
+          <w:lang w:val="es-ES"/>
+        </w:rPr>
+      </w:pPr>
+    </w:p>
+    <w:p>
+      <w:pPr>
+        <w:pStyle w:val="Prrafodelista"/>
+        <w:rPr>
+          <w:lang w:val="es-ES"/>
+        </w:rPr>
+      </w:pPr>
+    </w:p>
+    <w:p>
+      <w:pPr>
+        <w:pStyle w:val="Prrafodelista"/>
+        <w:rPr>
+          <w:lang w:val="es-ES"/>
+        </w:rPr>
+      </w:pPr>
+    </w:p>
+    <w:p>
+      <w:pPr>
+        <w:pStyle w:val="Prrafodelista"/>
+        <w:rPr>
+          <w:lang w:val="es-ES"/>
+        </w:rPr>
+      </w:pPr>
+    </w:p>
+    <w:p>
+      <w:pPr>
+        <w:pStyle w:val="Prrafodelista"/>
+        <w:rPr>
+          <w:lang w:val="es-ES"/>
+        </w:rPr>
+      </w:pPr>
+    </w:p>
+    <w:p>
+      <w:pPr>
+        <w:pStyle w:val="Prrafodelista"/>
+        <w:rPr>
+          <w:lang w:val="es-ES"/>
+        </w:rPr>
+      </w:pPr>
+    </w:p>
+    <w:p>
+      <w:pPr>
+        <w:pStyle w:val="Prrafodelista"/>
+        <w:rPr>
+          <w:lang w:val="es-ES"/>
+        </w:rPr>
+      </w:pPr>
+    </w:p>
+    <w:p>
+      <w:pPr>
+        <w:pStyle w:val="Prrafodelista"/>
+        <w:rPr>
+          <w:lang w:val="es-ES"/>
+        </w:rPr>
+      </w:pPr>
+    </w:p>
+    <w:p>
+      <w:pPr>
+        <w:pStyle w:val="Prrafodelista"/>
+        <w:rPr>
+          <w:lang w:val="es-ES"/>
+        </w:rPr>
+      </w:pPr>
+    </w:p>
+    <w:p>
+      <w:pPr>
+        <w:pStyle w:val="Prrafodelista"/>
+        <w:rPr>
+          <w:lang w:val="es-ES"/>
+        </w:rPr>
+      </w:pPr>
+    </w:p>
+    <w:p>
+      <w:pPr>
+        <w:pStyle w:val="Prrafodelista"/>
+        <w:rPr>
+          <w:lang w:val="es-ES"/>
+        </w:rPr>
+      </w:pPr>
+    </w:p>
+    <w:p>
+      <w:pPr>
+        <w:pStyle w:val="Prrafodelista"/>
+        <w:rPr>
+          <w:lang w:val="es-ES"/>
+        </w:rPr>
+      </w:pPr>
+    </w:p>
+    <w:p>
+      <w:pPr>
+        <w:pStyle w:val="Prrafodelista"/>
+        <w:rPr>
+          <w:lang w:val="es-ES"/>
+        </w:rPr>
+      </w:pPr>
+    </w:p>
+    <w:p>
+      <w:pPr>
+        <w:pStyle w:val="Prrafodelista"/>
+        <w:rPr>
+          <w:lang w:val="es-ES"/>
+        </w:rPr>
+      </w:pPr>
+    </w:p>
+    <w:p>
+      <w:pPr>
+        <w:pStyle w:val="Prrafodelista"/>
+        <w:rPr>
+          <w:lang w:val="es-ES"/>
+        </w:rPr>
+      </w:pPr>
+    </w:p>
+    <w:p>
+      <w:pPr>
+        <w:pStyle w:val="Prrafodelista"/>
+        <w:rPr>
+          <w:lang w:val="es-ES"/>
+        </w:rPr>
+      </w:pPr>
       <w:r>
         <w:rPr>
+          <w:noProof/>
           <w:lang w:val="es-ES"/>
         </w:rPr>
         <w:drawing>
@@ -426,6 +1129,7 @@
       </w:pPr>
       <w:r>
         <w:rPr>
+          <w:noProof/>
           <w:lang w:val="es-ES"/>
         </w:rPr>
         <w:drawing>
@@ -512,8 +1216,225 @@
           <w:lang w:val="es-ES"/>
         </w:rPr>
       </w:pPr>
+    </w:p>
+    <w:p>
+      <w:pPr>
+        <w:pStyle w:val="Prrafodelista"/>
+        <w:rPr>
+          <w:lang w:val="es-ES"/>
+        </w:rPr>
+      </w:pPr>
+    </w:p>
+    <w:p>
+      <w:pPr>
+        <w:pStyle w:val="Prrafodelista"/>
+        <w:rPr>
+          <w:lang w:val="es-ES"/>
+        </w:rPr>
+      </w:pPr>
+    </w:p>
+    <w:p>
+      <w:pPr>
+        <w:pStyle w:val="Prrafodelista"/>
+        <w:rPr>
+          <w:lang w:val="es-ES"/>
+        </w:rPr>
+      </w:pPr>
+    </w:p>
+    <w:p>
+      <w:pPr>
+        <w:pStyle w:val="Prrafodelista"/>
+        <w:rPr>
+          <w:lang w:val="es-ES"/>
+        </w:rPr>
+      </w:pPr>
+    </w:p>
+    <w:p>
+      <w:pPr>
+        <w:pStyle w:val="Prrafodelista"/>
+        <w:rPr>
+          <w:lang w:val="es-ES"/>
+        </w:rPr>
+      </w:pPr>
+    </w:p>
+    <w:p>
+      <w:pPr>
+        <w:pStyle w:val="Prrafodelista"/>
+        <w:rPr>
+          <w:lang w:val="es-ES"/>
+        </w:rPr>
+      </w:pPr>
+    </w:p>
+    <w:p>
+      <w:pPr>
+        <w:pStyle w:val="Prrafodelista"/>
+        <w:rPr>
+          <w:lang w:val="es-ES"/>
+        </w:rPr>
+      </w:pPr>
+    </w:p>
+    <w:p>
+      <w:pPr>
+        <w:pStyle w:val="Prrafodelista"/>
+        <w:rPr>
+          <w:lang w:val="es-ES"/>
+        </w:rPr>
+      </w:pPr>
+    </w:p>
+    <w:p>
+      <w:pPr>
+        <w:pStyle w:val="Prrafodelista"/>
+        <w:rPr>
+          <w:lang w:val="es-ES"/>
+        </w:rPr>
+      </w:pPr>
+    </w:p>
+    <w:p>
+      <w:pPr>
+        <w:pStyle w:val="Prrafodelista"/>
+        <w:rPr>
+          <w:lang w:val="es-ES"/>
+        </w:rPr>
+      </w:pPr>
+    </w:p>
+    <w:p>
+      <w:pPr>
+        <w:pStyle w:val="Prrafodelista"/>
+        <w:rPr>
+          <w:lang w:val="es-ES"/>
+        </w:rPr>
+      </w:pPr>
+    </w:p>
+    <w:p>
+      <w:pPr>
+        <w:pStyle w:val="Prrafodelista"/>
+        <w:rPr>
+          <w:lang w:val="es-ES"/>
+        </w:rPr>
+      </w:pPr>
+    </w:p>
+    <w:p>
+      <w:pPr>
+        <w:pStyle w:val="Prrafodelista"/>
+        <w:rPr>
+          <w:lang w:val="es-ES"/>
+        </w:rPr>
+      </w:pPr>
+    </w:p>
+    <w:p>
+      <w:pPr>
+        <w:pStyle w:val="Prrafodelista"/>
+        <w:rPr>
+          <w:lang w:val="es-ES"/>
+        </w:rPr>
+      </w:pPr>
+    </w:p>
+    <w:p>
+      <w:pPr>
+        <w:pStyle w:val="Prrafodelista"/>
+        <w:rPr>
+          <w:lang w:val="es-ES"/>
+        </w:rPr>
+      </w:pPr>
+    </w:p>
+    <w:p>
+      <w:pPr>
+        <w:pStyle w:val="Prrafodelista"/>
+        <w:rPr>
+          <w:lang w:val="es-ES"/>
+        </w:rPr>
+      </w:pPr>
+    </w:p>
+    <w:p>
+      <w:pPr>
+        <w:pStyle w:val="Prrafodelista"/>
+        <w:rPr>
+          <w:lang w:val="es-ES"/>
+        </w:rPr>
+      </w:pPr>
+    </w:p>
+    <w:p>
+      <w:pPr>
+        <w:pStyle w:val="Prrafodelista"/>
+        <w:rPr>
+          <w:lang w:val="es-ES"/>
+        </w:rPr>
+      </w:pPr>
+    </w:p>
+    <w:p>
+      <w:pPr>
+        <w:pStyle w:val="Prrafodelista"/>
+        <w:rPr>
+          <w:lang w:val="es-ES"/>
+        </w:rPr>
+      </w:pPr>
+    </w:p>
+    <w:p>
+      <w:pPr>
+        <w:pStyle w:val="Prrafodelista"/>
+        <w:rPr>
+          <w:lang w:val="es-ES"/>
+        </w:rPr>
+      </w:pPr>
+    </w:p>
+    <w:p>
+      <w:pPr>
+        <w:pStyle w:val="Prrafodelista"/>
+        <w:rPr>
+          <w:lang w:val="es-ES"/>
+        </w:rPr>
+      </w:pPr>
+    </w:p>
+    <w:p>
+      <w:pPr>
+        <w:pStyle w:val="Prrafodelista"/>
+        <w:rPr>
+          <w:lang w:val="es-ES"/>
+        </w:rPr>
+      </w:pPr>
+    </w:p>
+    <w:p>
+      <w:pPr>
+        <w:pStyle w:val="Prrafodelista"/>
+        <w:rPr>
+          <w:lang w:val="es-ES"/>
+        </w:rPr>
+      </w:pPr>
+    </w:p>
+    <w:p>
+      <w:pPr>
+        <w:pStyle w:val="Prrafodelista"/>
+        <w:rPr>
+          <w:lang w:val="es-ES"/>
+        </w:rPr>
+      </w:pPr>
+    </w:p>
+    <w:p>
+      <w:pPr>
+        <w:pStyle w:val="Prrafodelista"/>
+        <w:rPr>
+          <w:lang w:val="es-ES"/>
+        </w:rPr>
+      </w:pPr>
+    </w:p>
+    <w:p>
+      <w:pPr>
+        <w:pStyle w:val="Prrafodelista"/>
+        <w:rPr>
+          <w:lang w:val="es-ES"/>
+        </w:rPr>
+      </w:pPr>
+    </w:p>
+    <w:p>
+      <w:pPr>
+        <w:pStyle w:val="Prrafodelista"/>
+        <w:rPr>
+          <w:lang w:val="es-ES"/>
+        </w:rPr>
+      </w:pPr>
       <w:r>
         <w:rPr>
+          <w:noProof/>
           <w:lang w:val="es-ES"/>
         </w:rPr>
         <w:lastRenderedPageBreak/>
@@ -571,6 +1492,7 @@
       </w:pPr>
       <w:r>
         <w:rPr>
+          <w:noProof/>
           <w:lang w:val="es-ES"/>
         </w:rPr>
         <w:drawing>
@@ -621,6 +1543,214 @@
     <w:p>
       <w:pPr>
         <w:pStyle w:val="Prrafodelista"/>
+        <w:rPr>
+          <w:lang w:val="es-ES"/>
+        </w:rPr>
+      </w:pPr>
+    </w:p>
+    <w:p>
+      <w:pPr>
+        <w:pStyle w:val="Prrafodelista"/>
+        <w:rPr>
+          <w:lang w:val="es-ES"/>
+        </w:rPr>
+      </w:pPr>
+    </w:p>
+    <w:p>
+      <w:pPr>
+        <w:pStyle w:val="Prrafodelista"/>
+        <w:rPr>
+          <w:lang w:val="es-ES"/>
+        </w:rPr>
+      </w:pPr>
+    </w:p>
+    <w:p>
+      <w:pPr>
+        <w:pStyle w:val="Prrafodelista"/>
+        <w:rPr>
+          <w:lang w:val="es-ES"/>
+        </w:rPr>
+      </w:pPr>
+    </w:p>
+    <w:p>
+      <w:pPr>
+        <w:pStyle w:val="Prrafodelista"/>
+        <w:rPr>
+          <w:lang w:val="es-ES"/>
+        </w:rPr>
+      </w:pPr>
+    </w:p>
+    <w:p>
+      <w:pPr>
+        <w:pStyle w:val="Prrafodelista"/>
+        <w:rPr>
+          <w:lang w:val="es-ES"/>
+        </w:rPr>
+      </w:pPr>
+    </w:p>
+    <w:p>
+      <w:pPr>
+        <w:pStyle w:val="Prrafodelista"/>
+        <w:rPr>
+          <w:lang w:val="es-ES"/>
+        </w:rPr>
+      </w:pPr>
+    </w:p>
+    <w:p>
+      <w:pPr>
+        <w:pStyle w:val="Prrafodelista"/>
+        <w:rPr>
+          <w:lang w:val="es-ES"/>
+        </w:rPr>
+      </w:pPr>
+    </w:p>
+    <w:p>
+      <w:pPr>
+        <w:pStyle w:val="Prrafodelista"/>
+        <w:rPr>
+          <w:lang w:val="es-ES"/>
+        </w:rPr>
+      </w:pPr>
+    </w:p>
+    <w:p>
+      <w:pPr>
+        <w:pStyle w:val="Prrafodelista"/>
+        <w:rPr>
+          <w:lang w:val="es-ES"/>
+        </w:rPr>
+      </w:pPr>
+    </w:p>
+    <w:p>
+      <w:pPr>
+        <w:pStyle w:val="Prrafodelista"/>
+        <w:rPr>
+          <w:lang w:val="es-ES"/>
+        </w:rPr>
+      </w:pPr>
+    </w:p>
+    <w:p>
+      <w:pPr>
+        <w:pStyle w:val="Prrafodelista"/>
+        <w:rPr>
+          <w:lang w:val="es-ES"/>
+        </w:rPr>
+      </w:pPr>
+    </w:p>
+    <w:p>
+      <w:pPr>
+        <w:pStyle w:val="Prrafodelista"/>
+        <w:rPr>
+          <w:lang w:val="es-ES"/>
+        </w:rPr>
+      </w:pPr>
+    </w:p>
+    <w:p>
+      <w:pPr>
+        <w:pStyle w:val="Prrafodelista"/>
+        <w:rPr>
+          <w:lang w:val="es-ES"/>
+        </w:rPr>
+      </w:pPr>
+    </w:p>
+    <w:p>
+      <w:pPr>
+        <w:pStyle w:val="Prrafodelista"/>
+        <w:rPr>
+          <w:lang w:val="es-ES"/>
+        </w:rPr>
+      </w:pPr>
+    </w:p>
+    <w:p>
+      <w:pPr>
+        <w:pStyle w:val="Prrafodelista"/>
+        <w:rPr>
+          <w:lang w:val="es-ES"/>
+        </w:rPr>
+      </w:pPr>
+    </w:p>
+    <w:p>
+      <w:pPr>
+        <w:pStyle w:val="Prrafodelista"/>
+        <w:rPr>
+          <w:lang w:val="es-ES"/>
+        </w:rPr>
+      </w:pPr>
+    </w:p>
+    <w:p>
+      <w:pPr>
+        <w:pStyle w:val="Prrafodelista"/>
+        <w:rPr>
+          <w:lang w:val="es-ES"/>
+        </w:rPr>
+      </w:pPr>
+    </w:p>
+    <w:p>
+      <w:pPr>
+        <w:pStyle w:val="Prrafodelista"/>
+        <w:rPr>
+          <w:lang w:val="es-ES"/>
+        </w:rPr>
+      </w:pPr>
+    </w:p>
+    <w:p>
+      <w:pPr>
+        <w:pStyle w:val="Prrafodelista"/>
+        <w:rPr>
+          <w:lang w:val="es-ES"/>
+        </w:rPr>
+      </w:pPr>
+    </w:p>
+    <w:p>
+      <w:pPr>
+        <w:pStyle w:val="Prrafodelista"/>
+        <w:rPr>
+          <w:lang w:val="es-ES"/>
+        </w:rPr>
+      </w:pPr>
+    </w:p>
+    <w:p>
+      <w:pPr>
+        <w:pStyle w:val="Prrafodelista"/>
+        <w:rPr>
+          <w:lang w:val="es-ES"/>
+        </w:rPr>
+      </w:pPr>
+    </w:p>
+    <w:p>
+      <w:pPr>
+        <w:pStyle w:val="Prrafodelista"/>
+        <w:rPr>
+          <w:lang w:val="es-ES"/>
+        </w:rPr>
+      </w:pPr>
+    </w:p>
+    <w:p>
+      <w:pPr>
+        <w:pStyle w:val="Prrafodelista"/>
+        <w:rPr>
+          <w:lang w:val="es-ES"/>
+        </w:rPr>
+      </w:pPr>
+    </w:p>
+    <w:p>
+      <w:pPr>
+        <w:pStyle w:val="Prrafodelista"/>
+        <w:rPr>
+          <w:lang w:val="es-ES"/>
+        </w:rPr>
+      </w:pPr>
+    </w:p>
+    <w:p>
+      <w:pPr>
+        <w:pStyle w:val="Prrafodelista"/>
+        <w:rPr>
+          <w:lang w:val="es-ES"/>
+        </w:rPr>
+      </w:pPr>
+    </w:p>
+    <w:p>
+      <w:pPr>
+        <w:pStyle w:val="Prrafodelista"/>
         <w:numPr>
           <w:ilvl w:val="0"/>
           <w:numId w:val="1"/>
@@ -633,6 +1763,7 @@
         <w:rPr>
           <w:lang w:val="es-ES"/>
         </w:rPr>
+        <w:lastRenderedPageBreak/>
         <w:t>Sobre el módulo 1: Espacios Vectoriales (Un punto de 5 para el primer parcial)</w:t>
       </w:r>
     </w:p>
@@ -645,6 +1776,7 @@
       </w:pPr>
       <w:r>
         <w:rPr>
+          <w:noProof/>
           <w:lang w:val="es-ES"/>
         </w:rPr>
         <w:drawing>
@@ -693,6 +1825,7 @@
       </w:pPr>
       <w:r>
         <w:rPr>
+          <w:noProof/>
           <w:lang w:val="es-ES"/>
         </w:rPr>
         <w:drawing>
@@ -743,6 +1876,246 @@
     <w:p>
       <w:pPr>
         <w:pStyle w:val="Prrafodelista"/>
+        <w:rPr>
+          <w:lang w:val="es-ES"/>
+        </w:rPr>
+      </w:pPr>
+    </w:p>
+    <w:p>
+      <w:pPr>
+        <w:pStyle w:val="Prrafodelista"/>
+        <w:rPr>
+          <w:lang w:val="es-ES"/>
+        </w:rPr>
+      </w:pPr>
+    </w:p>
+    <w:p>
+      <w:pPr>
+        <w:pStyle w:val="Prrafodelista"/>
+        <w:rPr>
+          <w:lang w:val="es-ES"/>
+        </w:rPr>
+      </w:pPr>
+    </w:p>
+    <w:p>
+      <w:pPr>
+        <w:pStyle w:val="Prrafodelista"/>
+        <w:rPr>
+          <w:lang w:val="es-ES"/>
+        </w:rPr>
+      </w:pPr>
+    </w:p>
+    <w:p>
+      <w:pPr>
+        <w:pStyle w:val="Prrafodelista"/>
+        <w:rPr>
+          <w:lang w:val="es-ES"/>
+        </w:rPr>
+      </w:pPr>
+    </w:p>
+    <w:p>
+      <w:pPr>
+        <w:pStyle w:val="Prrafodelista"/>
+        <w:rPr>
+          <w:lang w:val="es-ES"/>
+        </w:rPr>
+      </w:pPr>
+    </w:p>
+    <w:p>
+      <w:pPr>
+        <w:pStyle w:val="Prrafodelista"/>
+        <w:rPr>
+          <w:lang w:val="es-ES"/>
+        </w:rPr>
+      </w:pPr>
+    </w:p>
+    <w:p>
+      <w:pPr>
+        <w:pStyle w:val="Prrafodelista"/>
+        <w:rPr>
+          <w:lang w:val="es-ES"/>
+        </w:rPr>
+      </w:pPr>
+    </w:p>
+    <w:p>
+      <w:pPr>
+        <w:pStyle w:val="Prrafodelista"/>
+        <w:rPr>
+          <w:lang w:val="es-ES"/>
+        </w:rPr>
+      </w:pPr>
+    </w:p>
+    <w:p>
+      <w:pPr>
+        <w:pStyle w:val="Prrafodelista"/>
+        <w:rPr>
+          <w:lang w:val="es-ES"/>
+        </w:rPr>
+      </w:pPr>
+    </w:p>
+    <w:p>
+      <w:pPr>
+        <w:pStyle w:val="Prrafodelista"/>
+        <w:rPr>
+          <w:lang w:val="es-ES"/>
+        </w:rPr>
+      </w:pPr>
+    </w:p>
+    <w:p>
+      <w:pPr>
+        <w:pStyle w:val="Prrafodelista"/>
+        <w:rPr>
+          <w:lang w:val="es-ES"/>
+        </w:rPr>
+      </w:pPr>
+    </w:p>
+    <w:p>
+      <w:pPr>
+        <w:pStyle w:val="Prrafodelista"/>
+        <w:rPr>
+          <w:lang w:val="es-ES"/>
+        </w:rPr>
+      </w:pPr>
+    </w:p>
+    <w:p>
+      <w:pPr>
+        <w:pStyle w:val="Prrafodelista"/>
+        <w:rPr>
+          <w:lang w:val="es-ES"/>
+        </w:rPr>
+      </w:pPr>
+    </w:p>
+    <w:p>
+      <w:pPr>
+        <w:pStyle w:val="Prrafodelista"/>
+        <w:rPr>
+          <w:lang w:val="es-ES"/>
+        </w:rPr>
+      </w:pPr>
+    </w:p>
+    <w:p>
+      <w:pPr>
+        <w:pStyle w:val="Prrafodelista"/>
+        <w:rPr>
+          <w:lang w:val="es-ES"/>
+        </w:rPr>
+      </w:pPr>
+    </w:p>
+    <w:p>
+      <w:pPr>
+        <w:pStyle w:val="Prrafodelista"/>
+        <w:rPr>
+          <w:lang w:val="es-ES"/>
+        </w:rPr>
+      </w:pPr>
+    </w:p>
+    <w:p>
+      <w:pPr>
+        <w:pStyle w:val="Prrafodelista"/>
+        <w:rPr>
+          <w:lang w:val="es-ES"/>
+        </w:rPr>
+      </w:pPr>
+    </w:p>
+    <w:p>
+      <w:pPr>
+        <w:pStyle w:val="Prrafodelista"/>
+        <w:rPr>
+          <w:lang w:val="es-ES"/>
+        </w:rPr>
+      </w:pPr>
+    </w:p>
+    <w:p>
+      <w:pPr>
+        <w:pStyle w:val="Prrafodelista"/>
+        <w:rPr>
+          <w:lang w:val="es-ES"/>
+        </w:rPr>
+      </w:pPr>
+    </w:p>
+    <w:p>
+      <w:pPr>
+        <w:pStyle w:val="Prrafodelista"/>
+        <w:rPr>
+          <w:lang w:val="es-ES"/>
+        </w:rPr>
+      </w:pPr>
+    </w:p>
+    <w:p>
+      <w:pPr>
+        <w:pStyle w:val="Prrafodelista"/>
+        <w:rPr>
+          <w:lang w:val="es-ES"/>
+        </w:rPr>
+      </w:pPr>
+    </w:p>
+    <w:p>
+      <w:pPr>
+        <w:pStyle w:val="Prrafodelista"/>
+        <w:rPr>
+          <w:lang w:val="es-ES"/>
+        </w:rPr>
+      </w:pPr>
+    </w:p>
+    <w:p>
+      <w:pPr>
+        <w:pStyle w:val="Prrafodelista"/>
+        <w:rPr>
+          <w:lang w:val="es-ES"/>
+        </w:rPr>
+      </w:pPr>
+    </w:p>
+    <w:p>
+      <w:pPr>
+        <w:pStyle w:val="Prrafodelista"/>
+        <w:rPr>
+          <w:lang w:val="es-ES"/>
+        </w:rPr>
+      </w:pPr>
+    </w:p>
+    <w:p>
+      <w:pPr>
+        <w:pStyle w:val="Prrafodelista"/>
+        <w:rPr>
+          <w:lang w:val="es-ES"/>
+        </w:rPr>
+      </w:pPr>
+    </w:p>
+    <w:p>
+      <w:pPr>
+        <w:pStyle w:val="Prrafodelista"/>
+        <w:rPr>
+          <w:lang w:val="es-ES"/>
+        </w:rPr>
+      </w:pPr>
+    </w:p>
+    <w:p>
+      <w:pPr>
+        <w:pStyle w:val="Prrafodelista"/>
+        <w:rPr>
+          <w:lang w:val="es-ES"/>
+        </w:rPr>
+      </w:pPr>
+    </w:p>
+    <w:p>
+      <w:pPr>
+        <w:pStyle w:val="Prrafodelista"/>
+        <w:rPr>
+          <w:lang w:val="es-ES"/>
+        </w:rPr>
+      </w:pPr>
+    </w:p>
+    <w:p>
+      <w:pPr>
+        <w:pStyle w:val="Prrafodelista"/>
+        <w:rPr>
+          <w:lang w:val="es-ES"/>
+        </w:rPr>
+      </w:pPr>
+    </w:p>
+    <w:p>
+      <w:pPr>
+        <w:pStyle w:val="Prrafodelista"/>
         <w:numPr>
           <w:ilvl w:val="0"/>
           <w:numId w:val="1"/>
@@ -755,6 +2128,7 @@
         <w:rPr>
           <w:lang w:val="es-ES"/>
         </w:rPr>
+        <w:lastRenderedPageBreak/>
         <w:t>Sobre el módulo 2: Subespacios Vectoriales (Un segundo punto para el primer parcial)</w:t>
       </w:r>
     </w:p>
@@ -767,6 +2141,7 @@
       </w:pPr>
       <w:r>
         <w:rPr>
+          <w:noProof/>
           <w:lang w:val="es-ES"/>
         </w:rPr>
         <w:drawing>
@@ -817,6 +2192,222 @@
     <w:p>
       <w:pPr>
         <w:pStyle w:val="Prrafodelista"/>
+        <w:rPr>
+          <w:lang w:val="es-ES"/>
+        </w:rPr>
+      </w:pPr>
+    </w:p>
+    <w:p>
+      <w:pPr>
+        <w:pStyle w:val="Prrafodelista"/>
+        <w:rPr>
+          <w:lang w:val="es-ES"/>
+        </w:rPr>
+      </w:pPr>
+    </w:p>
+    <w:p>
+      <w:pPr>
+        <w:pStyle w:val="Prrafodelista"/>
+        <w:rPr>
+          <w:lang w:val="es-ES"/>
+        </w:rPr>
+      </w:pPr>
+    </w:p>
+    <w:p>
+      <w:pPr>
+        <w:pStyle w:val="Prrafodelista"/>
+        <w:rPr>
+          <w:lang w:val="es-ES"/>
+        </w:rPr>
+      </w:pPr>
+    </w:p>
+    <w:p>
+      <w:pPr>
+        <w:pStyle w:val="Prrafodelista"/>
+        <w:rPr>
+          <w:lang w:val="es-ES"/>
+        </w:rPr>
+      </w:pPr>
+    </w:p>
+    <w:p>
+      <w:pPr>
+        <w:pStyle w:val="Prrafodelista"/>
+        <w:rPr>
+          <w:lang w:val="es-ES"/>
+        </w:rPr>
+      </w:pPr>
+    </w:p>
+    <w:p>
+      <w:pPr>
+        <w:pStyle w:val="Prrafodelista"/>
+        <w:rPr>
+          <w:lang w:val="es-ES"/>
+        </w:rPr>
+      </w:pPr>
+    </w:p>
+    <w:p>
+      <w:pPr>
+        <w:pStyle w:val="Prrafodelista"/>
+        <w:rPr>
+          <w:lang w:val="es-ES"/>
+        </w:rPr>
+      </w:pPr>
+    </w:p>
+    <w:p>
+      <w:pPr>
+        <w:pStyle w:val="Prrafodelista"/>
+        <w:rPr>
+          <w:lang w:val="es-ES"/>
+        </w:rPr>
+      </w:pPr>
+    </w:p>
+    <w:p>
+      <w:pPr>
+        <w:pStyle w:val="Prrafodelista"/>
+        <w:rPr>
+          <w:lang w:val="es-ES"/>
+        </w:rPr>
+      </w:pPr>
+    </w:p>
+    <w:p>
+      <w:pPr>
+        <w:pStyle w:val="Prrafodelista"/>
+        <w:rPr>
+          <w:lang w:val="es-ES"/>
+        </w:rPr>
+      </w:pPr>
+    </w:p>
+    <w:p>
+      <w:pPr>
+        <w:pStyle w:val="Prrafodelista"/>
+        <w:rPr>
+          <w:lang w:val="es-ES"/>
+        </w:rPr>
+      </w:pPr>
+    </w:p>
+    <w:p>
+      <w:pPr>
+        <w:pStyle w:val="Prrafodelista"/>
+        <w:rPr>
+          <w:lang w:val="es-ES"/>
+        </w:rPr>
+      </w:pPr>
+    </w:p>
+    <w:p>
+      <w:pPr>
+        <w:pStyle w:val="Prrafodelista"/>
+        <w:rPr>
+          <w:lang w:val="es-ES"/>
+        </w:rPr>
+      </w:pPr>
+    </w:p>
+    <w:p>
+      <w:pPr>
+        <w:pStyle w:val="Prrafodelista"/>
+        <w:rPr>
+          <w:lang w:val="es-ES"/>
+        </w:rPr>
+      </w:pPr>
+    </w:p>
+    <w:p>
+      <w:pPr>
+        <w:pStyle w:val="Prrafodelista"/>
+        <w:rPr>
+          <w:lang w:val="es-ES"/>
+        </w:rPr>
+      </w:pPr>
+    </w:p>
+    <w:p>
+      <w:pPr>
+        <w:pStyle w:val="Prrafodelista"/>
+        <w:rPr>
+          <w:lang w:val="es-ES"/>
+        </w:rPr>
+      </w:pPr>
+    </w:p>
+    <w:p>
+      <w:pPr>
+        <w:pStyle w:val="Prrafodelista"/>
+        <w:rPr>
+          <w:lang w:val="es-ES"/>
+        </w:rPr>
+      </w:pPr>
+    </w:p>
+    <w:p>
+      <w:pPr>
+        <w:pStyle w:val="Prrafodelista"/>
+        <w:rPr>
+          <w:lang w:val="es-ES"/>
+        </w:rPr>
+      </w:pPr>
+    </w:p>
+    <w:p>
+      <w:pPr>
+        <w:pStyle w:val="Prrafodelista"/>
+        <w:rPr>
+          <w:lang w:val="es-ES"/>
+        </w:rPr>
+      </w:pPr>
+    </w:p>
+    <w:p>
+      <w:pPr>
+        <w:pStyle w:val="Prrafodelista"/>
+        <w:rPr>
+          <w:lang w:val="es-ES"/>
+        </w:rPr>
+      </w:pPr>
+    </w:p>
+    <w:p>
+      <w:pPr>
+        <w:pStyle w:val="Prrafodelista"/>
+        <w:rPr>
+          <w:lang w:val="es-ES"/>
+        </w:rPr>
+      </w:pPr>
+    </w:p>
+    <w:p>
+      <w:pPr>
+        <w:pStyle w:val="Prrafodelista"/>
+        <w:rPr>
+          <w:lang w:val="es-ES"/>
+        </w:rPr>
+      </w:pPr>
+    </w:p>
+    <w:p>
+      <w:pPr>
+        <w:pStyle w:val="Prrafodelista"/>
+        <w:rPr>
+          <w:lang w:val="es-ES"/>
+        </w:rPr>
+      </w:pPr>
+    </w:p>
+    <w:p>
+      <w:pPr>
+        <w:pStyle w:val="Prrafodelista"/>
+        <w:rPr>
+          <w:lang w:val="es-ES"/>
+        </w:rPr>
+      </w:pPr>
+    </w:p>
+    <w:p>
+      <w:pPr>
+        <w:pStyle w:val="Prrafodelista"/>
+        <w:rPr>
+          <w:lang w:val="es-ES"/>
+        </w:rPr>
+      </w:pPr>
+    </w:p>
+    <w:p>
+      <w:pPr>
+        <w:pStyle w:val="Prrafodelista"/>
+        <w:rPr>
+          <w:lang w:val="es-ES"/>
+        </w:rPr>
+      </w:pPr>
+    </w:p>
+    <w:p>
+      <w:pPr>
+        <w:pStyle w:val="Prrafodelista"/>
         <w:numPr>
           <w:ilvl w:val="0"/>
           <w:numId w:val="1"/>
@@ -829,6 +2420,7 @@
         <w:rPr>
           <w:lang w:val="es-ES"/>
         </w:rPr>
+        <w:lastRenderedPageBreak/>
         <w:t xml:space="preserve">Sobre el módulo 3: Combinación lineal y espacio generado. </w:t>
       </w:r>
     </w:p>
@@ -859,6 +2451,7 @@
       </w:pPr>
       <w:r>
         <w:rPr>
+          <w:noProof/>
           <w:lang w:val="es-ES"/>
         </w:rPr>
         <w:drawing>
@@ -915,9 +2508,9 @@
       </w:pPr>
       <w:r>
         <w:rPr>
-          <w:lang w:val="es-ES"/>
-        </w:rPr>
-        <w:lastRenderedPageBreak/>
+          <w:noProof/>
+          <w:lang w:val="es-ES"/>
+        </w:rPr>
         <w:drawing>
           <wp:inline distT="0" distB="0" distL="0" distR="0" wp14:anchorId="100B0591" wp14:editId="11E136FD">
             <wp:extent cx="2781541" cy="1127858"/>
